--- a/backend/template_docs/template_danhsach_baove_LVTN.docx
+++ b/backend/template_docs/template_danhsach_baove_LVTN.docx
@@ -34,7 +34,23 @@
           <w:b/>
           <w:bCs/>
         </w:rPr>
-        <w:t>${block_hoidong}</w:t>
+        <w:t>${</w:t>
+      </w:r>
+      <w:proofErr w:type="spellStart"/>
+      <w:r>
+        <w:rPr>
+          <w:b/>
+          <w:bCs/>
+        </w:rPr>
+        <w:t>block_hoidong</w:t>
+      </w:r>
+      <w:proofErr w:type="spellEnd"/>
+      <w:r>
+        <w:rPr>
+          <w:b/>
+          <w:bCs/>
+        </w:rPr>
+        <w:t>}</w:t>
       </w:r>
     </w:p>
     <w:p>
@@ -60,12 +76,13 @@
       </w:tblPr>
       <w:tblGrid>
         <w:gridCol w:w="599"/>
-        <w:gridCol w:w="1543"/>
-        <w:gridCol w:w="1225"/>
-        <w:gridCol w:w="2296"/>
-        <w:gridCol w:w="1479"/>
+        <w:gridCol w:w="1332"/>
+        <w:gridCol w:w="1357"/>
+        <w:gridCol w:w="1066"/>
+        <w:gridCol w:w="1785"/>
+        <w:gridCol w:w="1221"/>
         <w:gridCol w:w="1188"/>
-        <w:gridCol w:w="1020"/>
+        <w:gridCol w:w="802"/>
       </w:tblGrid>
       <w:tr>
         <w:tc>
@@ -95,6 +112,61 @@
         <w:tc>
           <w:tcPr>
             <w:tcW w:w="0" w:type="auto"/>
+          </w:tcPr>
+          <w:p>
+            <w:pPr>
+              <w:jc w:val="center"/>
+              <w:rPr>
+                <w:b/>
+                <w:bCs/>
+              </w:rPr>
+            </w:pPr>
+            <w:proofErr w:type="spellStart"/>
+            <w:r>
+              <w:rPr>
+                <w:b/>
+                <w:bCs/>
+              </w:rPr>
+              <w:t>Mã</w:t>
+            </w:r>
+            <w:proofErr w:type="spellEnd"/>
+            <w:r>
+              <w:rPr>
+                <w:b/>
+                <w:bCs/>
+              </w:rPr>
+              <w:t xml:space="preserve"> </w:t>
+            </w:r>
+            <w:proofErr w:type="spellStart"/>
+            <w:r>
+              <w:rPr>
+                <w:b/>
+                <w:bCs/>
+              </w:rPr>
+              <w:t>hội</w:t>
+            </w:r>
+            <w:proofErr w:type="spellEnd"/>
+            <w:r>
+              <w:rPr>
+                <w:b/>
+                <w:bCs/>
+              </w:rPr>
+              <w:t xml:space="preserve"> </w:t>
+            </w:r>
+            <w:proofErr w:type="spellStart"/>
+            <w:r>
+              <w:rPr>
+                <w:b/>
+                <w:bCs/>
+              </w:rPr>
+              <w:t>đồng</w:t>
+            </w:r>
+            <w:proofErr w:type="spellEnd"/>
+          </w:p>
+        </w:tc>
+        <w:tc>
+          <w:tcPr>
+            <w:tcW w:w="0" w:type="auto"/>
             <w:vAlign w:val="center"/>
             <w:hideMark/>
           </w:tcPr>
@@ -107,13 +179,47 @@
                 <w:bCs/>
               </w:rPr>
             </w:pPr>
-            <w:r>
-              <w:rPr>
-                <w:b/>
-                <w:bCs/>
-              </w:rPr>
-              <w:t>Tên hội đồng</w:t>
-            </w:r>
+            <w:proofErr w:type="spellStart"/>
+            <w:r>
+              <w:rPr>
+                <w:b/>
+                <w:bCs/>
+              </w:rPr>
+              <w:t>Tên</w:t>
+            </w:r>
+            <w:proofErr w:type="spellEnd"/>
+            <w:r>
+              <w:rPr>
+                <w:b/>
+                <w:bCs/>
+              </w:rPr>
+              <w:t xml:space="preserve"> </w:t>
+            </w:r>
+            <w:proofErr w:type="spellStart"/>
+            <w:r>
+              <w:rPr>
+                <w:b/>
+                <w:bCs/>
+              </w:rPr>
+              <w:t>hội</w:t>
+            </w:r>
+            <w:proofErr w:type="spellEnd"/>
+            <w:r>
+              <w:rPr>
+                <w:b/>
+                <w:bCs/>
+              </w:rPr>
+              <w:t xml:space="preserve"> </w:t>
+            </w:r>
+            <w:proofErr w:type="spellStart"/>
+            <w:r>
+              <w:rPr>
+                <w:b/>
+                <w:bCs/>
+              </w:rPr>
+              <w:t>đồng</w:t>
+            </w:r>
+            <w:proofErr w:type="spellEnd"/>
           </w:p>
         </w:tc>
         <w:tc>
@@ -131,13 +237,31 @@
                 <w:bCs/>
               </w:rPr>
             </w:pPr>
-            <w:r>
-              <w:rPr>
-                <w:b/>
-                <w:bCs/>
-              </w:rPr>
-              <w:t>Nhiệm vụ</w:t>
-            </w:r>
+            <w:proofErr w:type="spellStart"/>
+            <w:r>
+              <w:rPr>
+                <w:b/>
+                <w:bCs/>
+              </w:rPr>
+              <w:t>Nhiệm</w:t>
+            </w:r>
+            <w:proofErr w:type="spellEnd"/>
+            <w:r>
+              <w:rPr>
+                <w:b/>
+                <w:bCs/>
+              </w:rPr>
+              <w:t xml:space="preserve"> </w:t>
+            </w:r>
+            <w:proofErr w:type="spellStart"/>
+            <w:r>
+              <w:rPr>
+                <w:b/>
+                <w:bCs/>
+              </w:rPr>
+              <w:t>vụ</w:t>
+            </w:r>
+            <w:proofErr w:type="spellEnd"/>
           </w:p>
         </w:tc>
         <w:tc>
@@ -160,8 +284,49 @@
                 <w:b/>
                 <w:bCs/>
               </w:rPr>
-              <w:t>Thành viên hội đồng</w:t>
-            </w:r>
+              <w:t xml:space="preserve">Thành </w:t>
+            </w:r>
+            <w:proofErr w:type="spellStart"/>
+            <w:r>
+              <w:rPr>
+                <w:b/>
+                <w:bCs/>
+              </w:rPr>
+              <w:t>viên</w:t>
+            </w:r>
+            <w:proofErr w:type="spellEnd"/>
+            <w:r>
+              <w:rPr>
+                <w:b/>
+                <w:bCs/>
+              </w:rPr>
+              <w:t xml:space="preserve"> </w:t>
+            </w:r>
+            <w:proofErr w:type="spellStart"/>
+            <w:r>
+              <w:rPr>
+                <w:b/>
+                <w:bCs/>
+              </w:rPr>
+              <w:t>hội</w:t>
+            </w:r>
+            <w:proofErr w:type="spellEnd"/>
+            <w:r>
+              <w:rPr>
+                <w:b/>
+                <w:bCs/>
+              </w:rPr>
+              <w:t xml:space="preserve"> </w:t>
+            </w:r>
+            <w:proofErr w:type="spellStart"/>
+            <w:r>
+              <w:rPr>
+                <w:b/>
+                <w:bCs/>
+              </w:rPr>
+              <w:t>đồng</w:t>
+            </w:r>
+            <w:proofErr w:type="spellEnd"/>
           </w:p>
         </w:tc>
         <w:tc>
@@ -179,13 +344,47 @@
                 <w:bCs/>
               </w:rPr>
             </w:pPr>
-            <w:r>
-              <w:rPr>
-                <w:b/>
-                <w:bCs/>
-              </w:rPr>
-              <w:t>Ngày bảo vệ</w:t>
-            </w:r>
+            <w:proofErr w:type="spellStart"/>
+            <w:r>
+              <w:rPr>
+                <w:b/>
+                <w:bCs/>
+              </w:rPr>
+              <w:t>Ngày</w:t>
+            </w:r>
+            <w:proofErr w:type="spellEnd"/>
+            <w:r>
+              <w:rPr>
+                <w:b/>
+                <w:bCs/>
+              </w:rPr>
+              <w:t xml:space="preserve"> </w:t>
+            </w:r>
+            <w:proofErr w:type="spellStart"/>
+            <w:r>
+              <w:rPr>
+                <w:b/>
+                <w:bCs/>
+              </w:rPr>
+              <w:t>bảo</w:t>
+            </w:r>
+            <w:proofErr w:type="spellEnd"/>
+            <w:r>
+              <w:rPr>
+                <w:b/>
+                <w:bCs/>
+              </w:rPr>
+              <w:t xml:space="preserve"> </w:t>
+            </w:r>
+            <w:proofErr w:type="spellStart"/>
+            <w:r>
+              <w:rPr>
+                <w:b/>
+                <w:bCs/>
+              </w:rPr>
+              <w:t>vệ</w:t>
+            </w:r>
+            <w:proofErr w:type="spellEnd"/>
           </w:p>
         </w:tc>
         <w:tc>
@@ -203,13 +402,31 @@
                 <w:bCs/>
               </w:rPr>
             </w:pPr>
-            <w:r>
-              <w:rPr>
-                <w:b/>
-                <w:bCs/>
-              </w:rPr>
-              <w:t>Địa chỉ</w:t>
-            </w:r>
+            <w:proofErr w:type="spellStart"/>
+            <w:r>
+              <w:rPr>
+                <w:b/>
+                <w:bCs/>
+              </w:rPr>
+              <w:t>Địa</w:t>
+            </w:r>
+            <w:proofErr w:type="spellEnd"/>
+            <w:r>
+              <w:rPr>
+                <w:b/>
+                <w:bCs/>
+              </w:rPr>
+              <w:t xml:space="preserve"> </w:t>
+            </w:r>
+            <w:proofErr w:type="spellStart"/>
+            <w:r>
+              <w:rPr>
+                <w:b/>
+                <w:bCs/>
+              </w:rPr>
+              <w:t>chỉ</w:t>
+            </w:r>
+            <w:proofErr w:type="spellEnd"/>
           </w:p>
         </w:tc>
         <w:tc>
@@ -227,13 +444,31 @@
                 <w:bCs/>
               </w:rPr>
             </w:pPr>
-            <w:r>
-              <w:rPr>
-                <w:b/>
-                <w:bCs/>
-              </w:rPr>
-              <w:t>Ghi chú</w:t>
-            </w:r>
+            <w:proofErr w:type="spellStart"/>
+            <w:r>
+              <w:rPr>
+                <w:b/>
+                <w:bCs/>
+              </w:rPr>
+              <w:t>Ghi</w:t>
+            </w:r>
+            <w:proofErr w:type="spellEnd"/>
+            <w:r>
+              <w:rPr>
+                <w:b/>
+                <w:bCs/>
+              </w:rPr>
+              <w:t xml:space="preserve"> </w:t>
+            </w:r>
+            <w:proofErr w:type="spellStart"/>
+            <w:r>
+              <w:rPr>
+                <w:b/>
+                <w:bCs/>
+              </w:rPr>
+              <w:t>chú</w:t>
+            </w:r>
+            <w:proofErr w:type="spellEnd"/>
           </w:p>
         </w:tc>
       </w:tr>
@@ -267,81 +502,45 @@
             <w:tcW w:w="0" w:type="auto"/>
             <w:vMerge w:val="restart"/>
             <w:vAlign w:val="center"/>
-            <w:hideMark/>
-          </w:tcPr>
-          <w:p>
-            <w:pPr>
-              <w:spacing w:after="160" w:line="278" w:lineRule="auto"/>
-              <w:jc w:val="center"/>
-              <w:rPr>
-                <w:b/>
-                <w:bCs/>
-              </w:rPr>
-            </w:pPr>
-            <w:r>
-              <w:rPr>
-                <w:b/>
-                <w:bCs/>
-              </w:rPr>
-              <w:t>${tenHD}</w:t>
-            </w:r>
-          </w:p>
-          <w:p>
-            <w:pPr>
-              <w:spacing w:after="160" w:line="278" w:lineRule="auto"/>
-              <w:jc w:val="center"/>
-              <w:rPr>
-                <w:b/>
-                <w:bCs/>
-              </w:rPr>
-            </w:pPr>
-          </w:p>
-        </w:tc>
-        <w:tc>
-          <w:tcPr>
-            <w:tcW w:w="0" w:type="auto"/>
-            <w:vAlign w:val="center"/>
-            <w:hideMark/>
-          </w:tcPr>
-          <w:p>
-            <w:pPr>
-              <w:spacing w:after="160" w:line="278" w:lineRule="auto"/>
-              <w:jc w:val="center"/>
-              <w:rPr>
-                <w:b/>
-                <w:bCs/>
-              </w:rPr>
-            </w:pPr>
-            <w:r>
-              <w:rPr>
-                <w:b/>
-                <w:bCs/>
-              </w:rPr>
-              <w:t>Chủ tịch</w:t>
-            </w:r>
-          </w:p>
-        </w:tc>
-        <w:tc>
-          <w:tcPr>
-            <w:tcW w:w="0" w:type="auto"/>
-            <w:vAlign w:val="center"/>
-            <w:hideMark/>
-          </w:tcPr>
-          <w:p>
-            <w:pPr>
-              <w:spacing w:after="160" w:line="278" w:lineRule="auto"/>
-              <w:jc w:val="center"/>
-              <w:rPr>
-                <w:b/>
-                <w:bCs/>
-              </w:rPr>
-            </w:pPr>
-            <w:r>
-              <w:rPr>
-                <w:b/>
-                <w:bCs/>
-              </w:rPr>
-              <w:t>${chuTich}</w:t>
+          </w:tcPr>
+          <w:p>
+            <w:pPr>
+              <w:spacing w:after="160" w:line="278" w:lineRule="auto"/>
+              <w:jc w:val="center"/>
+              <w:rPr>
+                <w:b/>
+                <w:bCs/>
+              </w:rPr>
+            </w:pPr>
+            <w:r>
+              <w:rPr>
+                <w:b/>
+                <w:bCs/>
+              </w:rPr>
+              <w:t>${</w:t>
+            </w:r>
+            <w:proofErr w:type="spellStart"/>
+            <w:r>
+              <w:rPr>
+                <w:b/>
+                <w:bCs/>
+              </w:rPr>
+              <w:t>ma</w:t>
+            </w:r>
+            <w:r>
+              <w:rPr>
+                <w:b/>
+                <w:bCs/>
+              </w:rPr>
+              <w:t>HD</w:t>
+            </w:r>
+            <w:proofErr w:type="spellEnd"/>
+            <w:r>
+              <w:rPr>
+                <w:b/>
+                <w:bCs/>
+              </w:rPr>
+              <w:t>}</w:t>
             </w:r>
           </w:p>
         </w:tc>
@@ -366,18 +565,106 @@
                 <w:b/>
                 <w:bCs/>
               </w:rPr>
-              <w:t>${ngay}</w:t>
-            </w:r>
-          </w:p>
-          <w:p>
-            <w:pPr>
-              <w:spacing w:after="160" w:line="278" w:lineRule="auto"/>
-              <w:jc w:val="center"/>
-              <w:rPr>
-                <w:b/>
-                <w:bCs/>
-              </w:rPr>
-            </w:pPr>
+              <w:t>${</w:t>
+            </w:r>
+            <w:proofErr w:type="spellStart"/>
+            <w:r>
+              <w:rPr>
+                <w:b/>
+                <w:bCs/>
+              </w:rPr>
+              <w:t>tenHD</w:t>
+            </w:r>
+            <w:proofErr w:type="spellEnd"/>
+            <w:r>
+              <w:rPr>
+                <w:b/>
+                <w:bCs/>
+              </w:rPr>
+              <w:t>}</w:t>
+            </w:r>
+          </w:p>
+        </w:tc>
+        <w:tc>
+          <w:tcPr>
+            <w:tcW w:w="0" w:type="auto"/>
+            <w:vAlign w:val="center"/>
+            <w:hideMark/>
+          </w:tcPr>
+          <w:p>
+            <w:pPr>
+              <w:spacing w:after="160" w:line="278" w:lineRule="auto"/>
+              <w:jc w:val="center"/>
+              <w:rPr>
+                <w:b/>
+                <w:bCs/>
+              </w:rPr>
+            </w:pPr>
+            <w:proofErr w:type="spellStart"/>
+            <w:r>
+              <w:rPr>
+                <w:b/>
+                <w:bCs/>
+              </w:rPr>
+              <w:t>Chủ</w:t>
+            </w:r>
+            <w:proofErr w:type="spellEnd"/>
+            <w:r>
+              <w:rPr>
+                <w:b/>
+                <w:bCs/>
+              </w:rPr>
+              <w:t xml:space="preserve"> </w:t>
+            </w:r>
+            <w:proofErr w:type="spellStart"/>
+            <w:r>
+              <w:rPr>
+                <w:b/>
+                <w:bCs/>
+              </w:rPr>
+              <w:t>tịch</w:t>
+            </w:r>
+            <w:proofErr w:type="spellEnd"/>
+          </w:p>
+        </w:tc>
+        <w:tc>
+          <w:tcPr>
+            <w:tcW w:w="0" w:type="auto"/>
+            <w:vAlign w:val="center"/>
+            <w:hideMark/>
+          </w:tcPr>
+          <w:p>
+            <w:pPr>
+              <w:spacing w:after="160" w:line="278" w:lineRule="auto"/>
+              <w:jc w:val="center"/>
+              <w:rPr>
+                <w:b/>
+                <w:bCs/>
+              </w:rPr>
+            </w:pPr>
+            <w:r>
+              <w:rPr>
+                <w:b/>
+                <w:bCs/>
+              </w:rPr>
+              <w:t>${</w:t>
+            </w:r>
+            <w:proofErr w:type="spellStart"/>
+            <w:r>
+              <w:rPr>
+                <w:b/>
+                <w:bCs/>
+              </w:rPr>
+              <w:t>chuTich</w:t>
+            </w:r>
+            <w:proofErr w:type="spellEnd"/>
+            <w:r>
+              <w:rPr>
+                <w:b/>
+                <w:bCs/>
+              </w:rPr>
+              <w:t>}</w:t>
+            </w:r>
           </w:p>
         </w:tc>
         <w:tc>
@@ -401,7 +688,23 @@
                 <w:b/>
                 <w:bCs/>
               </w:rPr>
-              <w:t>${phong}</w:t>
+              <w:t>${</w:t>
+            </w:r>
+            <w:proofErr w:type="spellStart"/>
+            <w:r>
+              <w:rPr>
+                <w:b/>
+                <w:bCs/>
+              </w:rPr>
+              <w:t>ngay</w:t>
+            </w:r>
+            <w:proofErr w:type="spellEnd"/>
+            <w:r>
+              <w:rPr>
+                <w:b/>
+                <w:bCs/>
+              </w:rPr>
+              <w:t>}</w:t>
             </w:r>
           </w:p>
         </w:tc>
@@ -421,6 +724,47 @@
                 <w:bCs/>
               </w:rPr>
             </w:pPr>
+            <w:r>
+              <w:rPr>
+                <w:b/>
+                <w:bCs/>
+              </w:rPr>
+              <w:t>${</w:t>
+            </w:r>
+            <w:proofErr w:type="spellStart"/>
+            <w:r>
+              <w:rPr>
+                <w:b/>
+                <w:bCs/>
+              </w:rPr>
+              <w:t>phong</w:t>
+            </w:r>
+            <w:proofErr w:type="spellEnd"/>
+            <w:r>
+              <w:rPr>
+                <w:b/>
+                <w:bCs/>
+              </w:rPr>
+              <w:t>}</w:t>
+            </w:r>
+          </w:p>
+        </w:tc>
+        <w:tc>
+          <w:tcPr>
+            <w:tcW w:w="0" w:type="auto"/>
+            <w:vMerge w:val="restart"/>
+            <w:vAlign w:val="center"/>
+            <w:hideMark/>
+          </w:tcPr>
+          <w:p>
+            <w:pPr>
+              <w:spacing w:after="160" w:line="278" w:lineRule="auto"/>
+              <w:jc w:val="center"/>
+              <w:rPr>
+                <w:b/>
+                <w:bCs/>
+              </w:rPr>
+            </w:pPr>
           </w:p>
         </w:tc>
       </w:tr>
@@ -453,66 +797,15 @@
           <w:tcPr>
             <w:tcW w:w="0" w:type="auto"/>
             <w:vMerge/>
-            <w:vAlign w:val="center"/>
-            <w:hideMark/>
-          </w:tcPr>
-          <w:p>
-            <w:pPr>
-              <w:spacing w:after="160" w:line="278" w:lineRule="auto"/>
-              <w:jc w:val="center"/>
-              <w:rPr>
-                <w:b/>
-                <w:bCs/>
-              </w:rPr>
-            </w:pPr>
-          </w:p>
-        </w:tc>
-        <w:tc>
-          <w:tcPr>
-            <w:tcW w:w="0" w:type="auto"/>
-            <w:vAlign w:val="center"/>
-            <w:hideMark/>
-          </w:tcPr>
-          <w:p>
-            <w:pPr>
-              <w:spacing w:after="160" w:line="278" w:lineRule="auto"/>
-              <w:jc w:val="center"/>
-              <w:rPr>
-                <w:b/>
-                <w:bCs/>
-              </w:rPr>
-            </w:pPr>
-            <w:r>
-              <w:rPr>
-                <w:b/>
-                <w:bCs/>
-              </w:rPr>
-              <w:t>Thư ký</w:t>
-            </w:r>
-          </w:p>
-        </w:tc>
-        <w:tc>
-          <w:tcPr>
-            <w:tcW w:w="0" w:type="auto"/>
-            <w:vAlign w:val="center"/>
-            <w:hideMark/>
-          </w:tcPr>
-          <w:p>
-            <w:pPr>
-              <w:spacing w:after="160" w:line="278" w:lineRule="auto"/>
-              <w:jc w:val="center"/>
-              <w:rPr>
-                <w:b/>
-                <w:bCs/>
-              </w:rPr>
-            </w:pPr>
-            <w:r>
-              <w:rPr>
-                <w:b/>
-                <w:bCs/>
-              </w:rPr>
-              <w:t>${thuKy}</w:t>
-            </w:r>
+          </w:tcPr>
+          <w:p>
+            <w:pPr>
+              <w:jc w:val="center"/>
+              <w:rPr>
+                <w:b/>
+                <w:bCs/>
+              </w:rPr>
+            </w:pPr>
           </w:p>
         </w:tc>
         <w:tc>
@@ -536,6 +829,79 @@
         <w:tc>
           <w:tcPr>
             <w:tcW w:w="0" w:type="auto"/>
+            <w:vAlign w:val="center"/>
+            <w:hideMark/>
+          </w:tcPr>
+          <w:p>
+            <w:pPr>
+              <w:spacing w:after="160" w:line="278" w:lineRule="auto"/>
+              <w:jc w:val="center"/>
+              <w:rPr>
+                <w:b/>
+                <w:bCs/>
+              </w:rPr>
+            </w:pPr>
+            <w:r>
+              <w:rPr>
+                <w:b/>
+                <w:bCs/>
+              </w:rPr>
+              <w:t xml:space="preserve">Thư </w:t>
+            </w:r>
+            <w:proofErr w:type="spellStart"/>
+            <w:r>
+              <w:rPr>
+                <w:b/>
+                <w:bCs/>
+              </w:rPr>
+              <w:t>ký</w:t>
+            </w:r>
+            <w:proofErr w:type="spellEnd"/>
+          </w:p>
+        </w:tc>
+        <w:tc>
+          <w:tcPr>
+            <w:tcW w:w="0" w:type="auto"/>
+            <w:vAlign w:val="center"/>
+            <w:hideMark/>
+          </w:tcPr>
+          <w:p>
+            <w:pPr>
+              <w:spacing w:after="160" w:line="278" w:lineRule="auto"/>
+              <w:jc w:val="center"/>
+              <w:rPr>
+                <w:b/>
+                <w:bCs/>
+              </w:rPr>
+            </w:pPr>
+            <w:r>
+              <w:rPr>
+                <w:b/>
+                <w:bCs/>
+              </w:rPr>
+              <w:t>${</w:t>
+            </w:r>
+            <w:proofErr w:type="spellStart"/>
+            <w:r>
+              <w:rPr>
+                <w:b/>
+                <w:bCs/>
+              </w:rPr>
+              <w:t>thuKy</w:t>
+            </w:r>
+            <w:proofErr w:type="spellEnd"/>
+            <w:r>
+              <w:rPr>
+                <w:b/>
+                <w:bCs/>
+              </w:rPr>
+              <w:t>}</w:t>
+            </w:r>
+          </w:p>
+        </w:tc>
+        <w:tc>
+          <w:tcPr>
+            <w:tcW w:w="0" w:type="auto"/>
             <w:vMerge/>
             <w:vAlign w:val="center"/>
             <w:hideMark/>
@@ -569,6 +935,24 @@
             </w:pPr>
           </w:p>
         </w:tc>
+        <w:tc>
+          <w:tcPr>
+            <w:tcW w:w="0" w:type="auto"/>
+            <w:vMerge/>
+            <w:vAlign w:val="center"/>
+            <w:hideMark/>
+          </w:tcPr>
+          <w:p>
+            <w:pPr>
+              <w:spacing w:after="160" w:line="278" w:lineRule="auto"/>
+              <w:jc w:val="center"/>
+              <w:rPr>
+                <w:b/>
+                <w:bCs/>
+              </w:rPr>
+            </w:pPr>
+          </w:p>
+        </w:tc>
       </w:tr>
       <w:tr>
         <w:tc>
@@ -599,6 +983,21 @@
           <w:tcPr>
             <w:tcW w:w="0" w:type="auto"/>
             <w:vMerge/>
+          </w:tcPr>
+          <w:p>
+            <w:pPr>
+              <w:jc w:val="center"/>
+              <w:rPr>
+                <w:b/>
+                <w:bCs/>
+              </w:rPr>
+            </w:pPr>
+          </w:p>
+        </w:tc>
+        <w:tc>
+          <w:tcPr>
+            <w:tcW w:w="0" w:type="auto"/>
+            <w:vMerge/>
             <w:vAlign w:val="center"/>
             <w:hideMark/>
           </w:tcPr>
@@ -628,13 +1027,31 @@
                 <w:bCs/>
               </w:rPr>
             </w:pPr>
-            <w:r>
-              <w:rPr>
-                <w:b/>
-                <w:bCs/>
-              </w:rPr>
-              <w:t>Ủy viên</w:t>
-            </w:r>
+            <w:proofErr w:type="spellStart"/>
+            <w:r>
+              <w:rPr>
+                <w:b/>
+                <w:bCs/>
+              </w:rPr>
+              <w:t>Ủy</w:t>
+            </w:r>
+            <w:proofErr w:type="spellEnd"/>
+            <w:r>
+              <w:rPr>
+                <w:b/>
+                <w:bCs/>
+              </w:rPr>
+              <w:t xml:space="preserve"> </w:t>
+            </w:r>
+            <w:proofErr w:type="spellStart"/>
+            <w:r>
+              <w:rPr>
+                <w:b/>
+                <w:bCs/>
+              </w:rPr>
+              <w:t>viên</w:t>
+            </w:r>
+            <w:proofErr w:type="spellEnd"/>
           </w:p>
         </w:tc>
         <w:tc>
@@ -760,6 +1177,21 @@
           <w:tcPr>
             <w:tcW w:w="0" w:type="auto"/>
             <w:vMerge/>
+          </w:tcPr>
+          <w:p>
+            <w:pPr>
+              <w:jc w:val="center"/>
+              <w:rPr>
+                <w:b/>
+                <w:bCs/>
+              </w:rPr>
+            </w:pPr>
+          </w:p>
+        </w:tc>
+        <w:tc>
+          <w:tcPr>
+            <w:tcW w:w="0" w:type="auto"/>
+            <w:vMerge/>
             <w:vAlign w:val="center"/>
           </w:tcPr>
           <w:p>
@@ -785,13 +1217,31 @@
                 <w:bCs/>
               </w:rPr>
             </w:pPr>
-            <w:r>
-              <w:rPr>
-                <w:b/>
-                <w:bCs/>
-              </w:rPr>
-              <w:t>Ủy viên</w:t>
-            </w:r>
+            <w:proofErr w:type="spellStart"/>
+            <w:r>
+              <w:rPr>
+                <w:b/>
+                <w:bCs/>
+              </w:rPr>
+              <w:t>Ủy</w:t>
+            </w:r>
+            <w:proofErr w:type="spellEnd"/>
+            <w:r>
+              <w:rPr>
+                <w:b/>
+                <w:bCs/>
+              </w:rPr>
+              <w:t xml:space="preserve"> </w:t>
+            </w:r>
+            <w:proofErr w:type="spellStart"/>
+            <w:r>
+              <w:rPr>
+                <w:b/>
+                <w:bCs/>
+              </w:rPr>
+              <w:t>viên</w:t>
+            </w:r>
+            <w:proofErr w:type="spellEnd"/>
           </w:p>
         </w:tc>
         <w:tc>
@@ -904,13 +1354,14 @@
       </w:tblPr>
       <w:tblGrid>
         <w:gridCol w:w="799"/>
-        <w:gridCol w:w="1569"/>
-        <w:gridCol w:w="1106"/>
-        <w:gridCol w:w="1023"/>
-        <w:gridCol w:w="1106"/>
-        <w:gridCol w:w="1023"/>
+        <w:gridCol w:w="1263"/>
+        <w:gridCol w:w="1282"/>
+        <w:gridCol w:w="921"/>
+        <w:gridCol w:w="982"/>
+        <w:gridCol w:w="921"/>
+        <w:gridCol w:w="982"/>
         <w:gridCol w:w="1032"/>
-        <w:gridCol w:w="1244"/>
+        <w:gridCol w:w="1168"/>
       </w:tblGrid>
       <w:tr>
         <w:tc>
@@ -938,44 +1389,141 @@
         <w:tc>
           <w:tcPr>
             <w:tcW w:w="0" w:type="auto"/>
-            <w:hideMark/>
-          </w:tcPr>
-          <w:p>
-            <w:pPr>
-              <w:spacing w:after="160" w:line="278" w:lineRule="auto"/>
-              <w:rPr>
-                <w:b/>
-                <w:bCs/>
-              </w:rPr>
-            </w:pPr>
-            <w:r>
-              <w:rPr>
-                <w:b/>
-                <w:bCs/>
-              </w:rPr>
-              <w:t>Tên hội đồng</w:t>
-            </w:r>
-          </w:p>
-        </w:tc>
-        <w:tc>
-          <w:tcPr>
-            <w:tcW w:w="0" w:type="auto"/>
-            <w:hideMark/>
-          </w:tcPr>
-          <w:p>
-            <w:pPr>
-              <w:spacing w:after="160" w:line="278" w:lineRule="auto"/>
-              <w:rPr>
-                <w:b/>
-                <w:bCs/>
-              </w:rPr>
-            </w:pPr>
-            <w:r>
-              <w:rPr>
-                <w:b/>
-                <w:bCs/>
-              </w:rPr>
-              <w:t>Tên SV 1</w:t>
+          </w:tcPr>
+          <w:p>
+            <w:pPr>
+              <w:rPr>
+                <w:b/>
+                <w:bCs/>
+              </w:rPr>
+            </w:pPr>
+            <w:proofErr w:type="spellStart"/>
+            <w:r>
+              <w:rPr>
+                <w:b/>
+                <w:bCs/>
+              </w:rPr>
+              <w:t>Mã</w:t>
+            </w:r>
+            <w:proofErr w:type="spellEnd"/>
+            <w:r>
+              <w:rPr>
+                <w:b/>
+                <w:bCs/>
+              </w:rPr>
+              <w:t xml:space="preserve"> </w:t>
+            </w:r>
+            <w:proofErr w:type="spellStart"/>
+            <w:r>
+              <w:rPr>
+                <w:b/>
+                <w:bCs/>
+              </w:rPr>
+              <w:t>hội</w:t>
+            </w:r>
+            <w:proofErr w:type="spellEnd"/>
+            <w:r>
+              <w:rPr>
+                <w:b/>
+                <w:bCs/>
+              </w:rPr>
+              <w:t xml:space="preserve"> </w:t>
+            </w:r>
+            <w:proofErr w:type="spellStart"/>
+            <w:r>
+              <w:rPr>
+                <w:b/>
+                <w:bCs/>
+              </w:rPr>
+              <w:t>đồng</w:t>
+            </w:r>
+            <w:proofErr w:type="spellEnd"/>
+          </w:p>
+        </w:tc>
+        <w:tc>
+          <w:tcPr>
+            <w:tcW w:w="0" w:type="auto"/>
+            <w:hideMark/>
+          </w:tcPr>
+          <w:p>
+            <w:pPr>
+              <w:spacing w:after="160" w:line="278" w:lineRule="auto"/>
+              <w:rPr>
+                <w:b/>
+                <w:bCs/>
+              </w:rPr>
+            </w:pPr>
+            <w:proofErr w:type="spellStart"/>
+            <w:r>
+              <w:rPr>
+                <w:b/>
+                <w:bCs/>
+              </w:rPr>
+              <w:t>Tên</w:t>
+            </w:r>
+            <w:proofErr w:type="spellEnd"/>
+            <w:r>
+              <w:rPr>
+                <w:b/>
+                <w:bCs/>
+              </w:rPr>
+              <w:t xml:space="preserve"> </w:t>
+            </w:r>
+            <w:proofErr w:type="spellStart"/>
+            <w:r>
+              <w:rPr>
+                <w:b/>
+                <w:bCs/>
+              </w:rPr>
+              <w:t>hội</w:t>
+            </w:r>
+            <w:proofErr w:type="spellEnd"/>
+            <w:r>
+              <w:rPr>
+                <w:b/>
+                <w:bCs/>
+              </w:rPr>
+              <w:t xml:space="preserve"> </w:t>
+            </w:r>
+            <w:proofErr w:type="spellStart"/>
+            <w:r>
+              <w:rPr>
+                <w:b/>
+                <w:bCs/>
+              </w:rPr>
+              <w:t>đồng</w:t>
+            </w:r>
+            <w:proofErr w:type="spellEnd"/>
+          </w:p>
+        </w:tc>
+        <w:tc>
+          <w:tcPr>
+            <w:tcW w:w="0" w:type="auto"/>
+            <w:hideMark/>
+          </w:tcPr>
+          <w:p>
+            <w:pPr>
+              <w:spacing w:after="160" w:line="278" w:lineRule="auto"/>
+              <w:rPr>
+                <w:b/>
+                <w:bCs/>
+              </w:rPr>
+            </w:pPr>
+            <w:proofErr w:type="spellStart"/>
+            <w:r>
+              <w:rPr>
+                <w:b/>
+                <w:bCs/>
+              </w:rPr>
+              <w:t>Tên</w:t>
+            </w:r>
+            <w:proofErr w:type="spellEnd"/>
+            <w:r>
+              <w:rPr>
+                <w:b/>
+                <w:bCs/>
+              </w:rPr>
+              <w:t xml:space="preserve"> SV 1</w:t>
             </w:r>
           </w:p>
         </w:tc>
@@ -1014,12 +1562,21 @@
                 <w:bCs/>
               </w:rPr>
             </w:pPr>
-            <w:r>
-              <w:rPr>
-                <w:b/>
-                <w:bCs/>
-              </w:rPr>
-              <w:t>Tên SV 2</w:t>
+            <w:proofErr w:type="spellStart"/>
+            <w:r>
+              <w:rPr>
+                <w:b/>
+                <w:bCs/>
+              </w:rPr>
+              <w:t>Tên</w:t>
+            </w:r>
+            <w:proofErr w:type="spellEnd"/>
+            <w:r>
+              <w:rPr>
+                <w:b/>
+                <w:bCs/>
+              </w:rPr>
+              <w:t xml:space="preserve"> SV 2</w:t>
             </w:r>
           </w:p>
         </w:tc>
@@ -1080,13 +1637,47 @@
                 <w:bCs/>
               </w:rPr>
             </w:pPr>
-            <w:r>
-              <w:rPr>
-                <w:b/>
-                <w:bCs/>
-              </w:rPr>
-              <w:t>Tên đề tài</w:t>
-            </w:r>
+            <w:proofErr w:type="spellStart"/>
+            <w:r>
+              <w:rPr>
+                <w:b/>
+                <w:bCs/>
+              </w:rPr>
+              <w:t>Tên</w:t>
+            </w:r>
+            <w:proofErr w:type="spellEnd"/>
+            <w:r>
+              <w:rPr>
+                <w:b/>
+                <w:bCs/>
+              </w:rPr>
+              <w:t xml:space="preserve"> </w:t>
+            </w:r>
+            <w:proofErr w:type="spellStart"/>
+            <w:r>
+              <w:rPr>
+                <w:b/>
+                <w:bCs/>
+              </w:rPr>
+              <w:t>đề</w:t>
+            </w:r>
+            <w:proofErr w:type="spellEnd"/>
+            <w:r>
+              <w:rPr>
+                <w:b/>
+                <w:bCs/>
+              </w:rPr>
+              <w:t xml:space="preserve"> </w:t>
+            </w:r>
+            <w:proofErr w:type="spellStart"/>
+            <w:r>
+              <w:rPr>
+                <w:b/>
+                <w:bCs/>
+              </w:rPr>
+              <w:t>tài</w:t>
+            </w:r>
+            <w:proofErr w:type="spellEnd"/>
           </w:p>
         </w:tc>
       </w:tr>
@@ -1109,29 +1700,106 @@
                 <w:b/>
                 <w:bCs/>
               </w:rPr>
-              <w:t>${stt}</w:t>
-            </w:r>
-          </w:p>
-        </w:tc>
-        <w:tc>
-          <w:tcPr>
-            <w:tcW w:w="0" w:type="auto"/>
-            <w:hideMark/>
-          </w:tcPr>
-          <w:p>
-            <w:pPr>
-              <w:spacing w:after="160" w:line="278" w:lineRule="auto"/>
-              <w:rPr>
-                <w:b/>
-                <w:bCs/>
-              </w:rPr>
-            </w:pPr>
-            <w:r>
-              <w:rPr>
-                <w:b/>
-                <w:bCs/>
-              </w:rPr>
-              <w:t>${tenHD}</w:t>
+              <w:t>${</w:t>
+            </w:r>
+            <w:proofErr w:type="spellStart"/>
+            <w:r>
+              <w:rPr>
+                <w:b/>
+                <w:bCs/>
+              </w:rPr>
+              <w:t>stt</w:t>
+            </w:r>
+            <w:proofErr w:type="spellEnd"/>
+            <w:r>
+              <w:rPr>
+                <w:b/>
+                <w:bCs/>
+              </w:rPr>
+              <w:t>}</w:t>
+            </w:r>
+          </w:p>
+        </w:tc>
+        <w:tc>
+          <w:tcPr>
+            <w:tcW w:w="0" w:type="auto"/>
+          </w:tcPr>
+          <w:p>
+            <w:pPr>
+              <w:spacing w:after="160" w:line="278" w:lineRule="auto"/>
+              <w:jc w:val="center"/>
+              <w:rPr>
+                <w:b/>
+                <w:bCs/>
+              </w:rPr>
+            </w:pPr>
+            <w:r>
+              <w:rPr>
+                <w:b/>
+                <w:bCs/>
+              </w:rPr>
+              <w:t>${</w:t>
+            </w:r>
+            <w:proofErr w:type="spellStart"/>
+            <w:r>
+              <w:rPr>
+                <w:b/>
+                <w:bCs/>
+              </w:rPr>
+              <w:t>ma</w:t>
+            </w:r>
+            <w:r>
+              <w:rPr>
+                <w:b/>
+                <w:bCs/>
+              </w:rPr>
+              <w:t>HD</w:t>
+            </w:r>
+            <w:proofErr w:type="spellEnd"/>
+            <w:r>
+              <w:rPr>
+                <w:b/>
+                <w:bCs/>
+              </w:rPr>
+              <w:t>}</w:t>
+            </w:r>
+          </w:p>
+        </w:tc>
+        <w:tc>
+          <w:tcPr>
+            <w:tcW w:w="0" w:type="auto"/>
+            <w:hideMark/>
+          </w:tcPr>
+          <w:p>
+            <w:pPr>
+              <w:spacing w:after="160" w:line="278" w:lineRule="auto"/>
+              <w:rPr>
+                <w:b/>
+                <w:bCs/>
+              </w:rPr>
+            </w:pPr>
+            <w:r>
+              <w:rPr>
+                <w:b/>
+                <w:bCs/>
+              </w:rPr>
+              <w:t>${</w:t>
+            </w:r>
+            <w:proofErr w:type="spellStart"/>
+            <w:r>
+              <w:rPr>
+                <w:b/>
+                <w:bCs/>
+              </w:rPr>
+              <w:t>tenHD</w:t>
+            </w:r>
+            <w:proofErr w:type="spellEnd"/>
+            <w:r>
+              <w:rPr>
+                <w:b/>
+                <w:bCs/>
+              </w:rPr>
+              <w:t>}</w:t>
             </w:r>
           </w:p>
         </w:tc>
@@ -1241,29 +1909,61 @@
                 <w:b/>
                 <w:bCs/>
               </w:rPr>
-              <w:t>${gvhd}</w:t>
-            </w:r>
-          </w:p>
-        </w:tc>
-        <w:tc>
-          <w:tcPr>
-            <w:tcW w:w="0" w:type="auto"/>
-            <w:hideMark/>
-          </w:tcPr>
-          <w:p>
-            <w:pPr>
-              <w:spacing w:after="160" w:line="278" w:lineRule="auto"/>
-              <w:rPr>
-                <w:b/>
-                <w:bCs/>
-              </w:rPr>
-            </w:pPr>
-            <w:r>
-              <w:rPr>
-                <w:b/>
-                <w:bCs/>
-              </w:rPr>
-              <w:t>${tenDT}</w:t>
+              <w:t>${</w:t>
+            </w:r>
+            <w:proofErr w:type="spellStart"/>
+            <w:r>
+              <w:rPr>
+                <w:b/>
+                <w:bCs/>
+              </w:rPr>
+              <w:t>gvhd</w:t>
+            </w:r>
+            <w:proofErr w:type="spellEnd"/>
+            <w:r>
+              <w:rPr>
+                <w:b/>
+                <w:bCs/>
+              </w:rPr>
+              <w:t>}</w:t>
+            </w:r>
+          </w:p>
+        </w:tc>
+        <w:tc>
+          <w:tcPr>
+            <w:tcW w:w="0" w:type="auto"/>
+            <w:hideMark/>
+          </w:tcPr>
+          <w:p>
+            <w:pPr>
+              <w:spacing w:after="160" w:line="278" w:lineRule="auto"/>
+              <w:rPr>
+                <w:b/>
+                <w:bCs/>
+              </w:rPr>
+            </w:pPr>
+            <w:r>
+              <w:rPr>
+                <w:b/>
+                <w:bCs/>
+              </w:rPr>
+              <w:t>${</w:t>
+            </w:r>
+            <w:proofErr w:type="spellStart"/>
+            <w:r>
+              <w:rPr>
+                <w:b/>
+                <w:bCs/>
+              </w:rPr>
+              <w:t>tenDT</w:t>
+            </w:r>
+            <w:proofErr w:type="spellEnd"/>
+            <w:r>
+              <w:rPr>
+                <w:b/>
+                <w:bCs/>
+              </w:rPr>
+              <w:t>}</w:t>
             </w:r>
           </w:p>
         </w:tc>
@@ -1284,12 +1984,30 @@
           <w:bCs/>
         </w:rPr>
       </w:pPr>
+      <w:proofErr w:type="gramStart"/>
       <w:r>
         <w:rPr>
           <w:b/>
           <w:bCs/>
         </w:rPr>
-        <w:t>${/block_hoidong}</w:t>
+        <w:t>${/</w:t>
+      </w:r>
+      <w:proofErr w:type="spellStart"/>
+      <w:proofErr w:type="gramEnd"/>
+      <w:r>
+        <w:rPr>
+          <w:b/>
+          <w:bCs/>
+        </w:rPr>
+        <w:t>block_hoidong</w:t>
+      </w:r>
+      <w:proofErr w:type="spellEnd"/>
+      <w:r>
+        <w:rPr>
+          <w:b/>
+          <w:bCs/>
+        </w:rPr>
+        <w:t>}</w:t>
       </w:r>
     </w:p>
     <w:p/>
@@ -1976,6 +2694,7 @@
   <w:style w:type="paragraph" w:default="1" w:styleId="Normal">
     <w:name w:val="Normal"/>
     <w:qFormat/>
+    <w:rsid w:val="00096100"/>
   </w:style>
   <w:style w:type="paragraph" w:styleId="Heading1">
     <w:name w:val="heading 1"/>
